--- a/SP2/Yunker/21/Практика 21.docx
+++ b/SP2/Yunker/21/Практика 21.docx
@@ -394,7 +394,151 @@
         <w:t>чество кирпичей не равно высоте</w:t>
       </w:r>
     </w:p>
-    <w:p/>
+    <w:p>
+      <w:pPr>
+        <w:rPr>
+          <w:lang w:val="en-US"/>
+        </w:rPr>
+      </w:pPr>
+    </w:p>
+    <w:p>
+      <w:pPr>
+        <w:rPr>
+          <w:lang w:val="en-US"/>
+        </w:rPr>
+      </w:pPr>
+    </w:p>
+    <w:p>
+      <w:pPr>
+        <w:rPr>
+          <w:lang w:val="en-US"/>
+        </w:rPr>
+      </w:pPr>
+    </w:p>
+    <w:p>
+      <w:pPr>
+        <w:rPr>
+          <w:lang w:val="en-US"/>
+        </w:rPr>
+      </w:pPr>
+      <w:r>
+        <w:rPr>
+          <w:noProof/>
+          <w:lang w:eastAsia="ru-RU"/>
+        </w:rPr>
+        <w:drawing>
+          <wp:inline distT="0" distB="0" distL="0" distR="0">
+            <wp:extent cx="5867400" cy="3124200"/>
+            <wp:effectExtent l="19050" t="0" r="0" b="0"/>
+            <wp:docPr id="1" name="Рисунок 1"/>
+            <wp:cNvGraphicFramePr>
+              <a:graphicFrameLocks xmlns:a="http://schemas.openxmlformats.org/drawingml/2006/main" noChangeAspect="1"/>
+            </wp:cNvGraphicFramePr>
+            <a:graphic xmlns:a="http://schemas.openxmlformats.org/drawingml/2006/main">
+              <a:graphicData uri="http://schemas.openxmlformats.org/drawingml/2006/picture">
+                <pic:pic xmlns:pic="http://schemas.openxmlformats.org/drawingml/2006/picture">
+                  <pic:nvPicPr>
+                    <pic:cNvPr id="0" name="Picture 1"/>
+                    <pic:cNvPicPr>
+                      <a:picLocks noChangeAspect="1" noChangeArrowheads="1"/>
+                    </pic:cNvPicPr>
+                  </pic:nvPicPr>
+                  <pic:blipFill>
+                    <a:blip r:embed="rId6" cstate="print"/>
+                    <a:srcRect/>
+                    <a:stretch>
+                      <a:fillRect/>
+                    </a:stretch>
+                  </pic:blipFill>
+                  <pic:spPr bwMode="auto">
+                    <a:xfrm>
+                      <a:off x="0" y="0"/>
+                      <a:ext cx="5867400" cy="3124200"/>
+                    </a:xfrm>
+                    <a:prstGeom prst="rect">
+                      <a:avLst/>
+                    </a:prstGeom>
+                    <a:noFill/>
+                    <a:ln w="9525">
+                      <a:noFill/>
+                      <a:miter lim="800000"/>
+                      <a:headEnd/>
+                      <a:tailEnd/>
+                    </a:ln>
+                  </pic:spPr>
+                </pic:pic>
+              </a:graphicData>
+            </a:graphic>
+          </wp:inline>
+        </w:drawing>
+      </w:r>
+    </w:p>
+    <w:p>
+      <w:pPr>
+        <w:rPr>
+          <w:lang w:val="en-US"/>
+        </w:rPr>
+      </w:pPr>
+    </w:p>
+    <w:p>
+      <w:pPr>
+        <w:rPr>
+          <w:lang w:val="en-US"/>
+        </w:rPr>
+      </w:pPr>
+      <w:r>
+        <w:rPr>
+          <w:noProof/>
+          <w:lang w:eastAsia="ru-RU"/>
+        </w:rPr>
+        <w:lastRenderedPageBreak/>
+        <w:drawing>
+          <wp:inline distT="0" distB="0" distL="0" distR="0">
+            <wp:extent cx="5340985" cy="2743200"/>
+            <wp:effectExtent l="19050" t="0" r="0" b="0"/>
+            <wp:docPr id="4" name="Рисунок 4"/>
+            <wp:cNvGraphicFramePr>
+              <a:graphicFrameLocks xmlns:a="http://schemas.openxmlformats.org/drawingml/2006/main" noChangeAspect="1"/>
+            </wp:cNvGraphicFramePr>
+            <a:graphic xmlns:a="http://schemas.openxmlformats.org/drawingml/2006/main">
+              <a:graphicData uri="http://schemas.openxmlformats.org/drawingml/2006/picture">
+                <pic:pic xmlns:pic="http://schemas.openxmlformats.org/drawingml/2006/picture">
+                  <pic:nvPicPr>
+                    <pic:cNvPr id="0" name="Picture 4"/>
+                    <pic:cNvPicPr>
+                      <a:picLocks noChangeAspect="1" noChangeArrowheads="1"/>
+                    </pic:cNvPicPr>
+                  </pic:nvPicPr>
+                  <pic:blipFill>
+                    <a:blip r:embed="rId7" cstate="print"/>
+                    <a:srcRect/>
+                    <a:stretch>
+                      <a:fillRect/>
+                    </a:stretch>
+                  </pic:blipFill>
+                  <pic:spPr bwMode="auto">
+                    <a:xfrm>
+                      <a:off x="0" y="0"/>
+                      <a:ext cx="5340985" cy="2743200"/>
+                    </a:xfrm>
+                    <a:prstGeom prst="rect">
+                      <a:avLst/>
+                    </a:prstGeom>
+                    <a:noFill/>
+                    <a:ln w="9525">
+                      <a:noFill/>
+                      <a:miter lim="800000"/>
+                      <a:headEnd/>
+                      <a:tailEnd/>
+                    </a:ln>
+                  </pic:spPr>
+                </pic:pic>
+              </a:graphicData>
+            </a:graphic>
+          </wp:inline>
+        </w:drawing>
+      </w:r>
+    </w:p>
     <w:sectPr>
       <w:pgSz w:w="11906" w:h="16838"/>
       <w:pgMar w:top="1134" w:right="850" w:bottom="1134" w:left="1701" w:header="708" w:footer="708" w:gutter="0"/>

--- a/SP2/Yunker/21/Практика 21.docx
+++ b/SP2/Yunker/21/Практика 21.docx
@@ -384,43 +384,10 @@
     </w:p>
     <w:p>
       <w:r>
-        <w:t>Тестовые ситуации:</w:t>
-      </w:r>
-      <w:r>
-        <w:br/>
-        <w:t>07. Коли</w:t>
-      </w:r>
-      <w:r>
-        <w:t>чество кирпичей не равно высоте</w:t>
-      </w:r>
-    </w:p>
-    <w:p>
-      <w:pPr>
-        <w:rPr>
-          <w:lang w:val="en-US"/>
-        </w:rPr>
-      </w:pPr>
-    </w:p>
-    <w:p>
-      <w:pPr>
-        <w:rPr>
-          <w:lang w:val="en-US"/>
-        </w:rPr>
-      </w:pPr>
-    </w:p>
-    <w:p>
-      <w:pPr>
-        <w:rPr>
-          <w:lang w:val="en-US"/>
-        </w:rPr>
-      </w:pPr>
-    </w:p>
-    <w:p>
-      <w:pPr>
-        <w:rPr>
-          <w:lang w:val="en-US"/>
-        </w:rPr>
-      </w:pPr>
+        <w:t>01. Неверный диапазон вводимых значений (высота)</w:t>
+      </w:r>
+    </w:p>
+    <w:p>
       <w:r>
         <w:rPr>
           <w:noProof/>
@@ -428,9 +395,9 @@
         </w:rPr>
         <w:drawing>
           <wp:inline distT="0" distB="0" distL="0" distR="0">
-            <wp:extent cx="5867400" cy="3124200"/>
+            <wp:extent cx="5285740" cy="650875"/>
             <wp:effectExtent l="19050" t="0" r="0" b="0"/>
-            <wp:docPr id="1" name="Рисунок 1"/>
+            <wp:docPr id="16" name="Рисунок 16"/>
             <wp:cNvGraphicFramePr>
               <a:graphicFrameLocks xmlns:a="http://schemas.openxmlformats.org/drawingml/2006/main" noChangeAspect="1"/>
             </wp:cNvGraphicFramePr>
@@ -438,7 +405,7 @@
               <a:graphicData uri="http://schemas.openxmlformats.org/drawingml/2006/picture">
                 <pic:pic xmlns:pic="http://schemas.openxmlformats.org/drawingml/2006/picture">
                   <pic:nvPicPr>
-                    <pic:cNvPr id="0" name="Picture 1"/>
+                    <pic:cNvPr id="0" name="Picture 16"/>
                     <pic:cNvPicPr>
                       <a:picLocks noChangeAspect="1" noChangeArrowheads="1"/>
                     </pic:cNvPicPr>
@@ -453,7 +420,7 @@
                   <pic:spPr bwMode="auto">
                     <a:xfrm>
                       <a:off x="0" y="0"/>
-                      <a:ext cx="5867400" cy="3124200"/>
+                      <a:ext cx="5285740" cy="650875"/>
                     </a:xfrm>
                     <a:prstGeom prst="rect">
                       <a:avLst/>
@@ -474,29 +441,339 @@
       </w:r>
     </w:p>
     <w:p>
-      <w:pPr>
-        <w:rPr>
-          <w:lang w:val="en-US"/>
-        </w:rPr>
-      </w:pPr>
-    </w:p>
-    <w:p>
-      <w:pPr>
-        <w:rPr>
-          <w:lang w:val="en-US"/>
-        </w:rPr>
-      </w:pPr>
+      <w:r>
+        <w:br/>
+        <w:t>02. Неверный диапазон вводимых значений (камен</w:t>
+      </w:r>
+      <w:proofErr w:type="gramStart"/>
+      <w:r>
+        <w:t>.</w:t>
+      </w:r>
+      <w:proofErr w:type="gramEnd"/>
+      <w:r>
+        <w:t xml:space="preserve"> </w:t>
+      </w:r>
+      <w:proofErr w:type="gramStart"/>
+      <w:r>
+        <w:t>к</w:t>
+      </w:r>
+      <w:proofErr w:type="gramEnd"/>
+      <w:r>
+        <w:t>ирпичи)</w:t>
+      </w:r>
+    </w:p>
+    <w:p>
       <w:r>
         <w:rPr>
           <w:noProof/>
           <w:lang w:eastAsia="ru-RU"/>
         </w:rPr>
+        <w:drawing>
+          <wp:inline distT="0" distB="0" distL="0" distR="0">
+            <wp:extent cx="5306060" cy="866140"/>
+            <wp:effectExtent l="19050" t="0" r="8890" b="0"/>
+            <wp:docPr id="19" name="Рисунок 19"/>
+            <wp:cNvGraphicFramePr>
+              <a:graphicFrameLocks xmlns:a="http://schemas.openxmlformats.org/drawingml/2006/main" noChangeAspect="1"/>
+            </wp:cNvGraphicFramePr>
+            <a:graphic xmlns:a="http://schemas.openxmlformats.org/drawingml/2006/main">
+              <a:graphicData uri="http://schemas.openxmlformats.org/drawingml/2006/picture">
+                <pic:pic xmlns:pic="http://schemas.openxmlformats.org/drawingml/2006/picture">
+                  <pic:nvPicPr>
+                    <pic:cNvPr id="0" name="Picture 19"/>
+                    <pic:cNvPicPr>
+                      <a:picLocks noChangeAspect="1" noChangeArrowheads="1"/>
+                    </pic:cNvPicPr>
+                  </pic:nvPicPr>
+                  <pic:blipFill>
+                    <a:blip r:embed="rId7" cstate="print"/>
+                    <a:srcRect/>
+                    <a:stretch>
+                      <a:fillRect/>
+                    </a:stretch>
+                  </pic:blipFill>
+                  <pic:spPr bwMode="auto">
+                    <a:xfrm>
+                      <a:off x="0" y="0"/>
+                      <a:ext cx="5306060" cy="866140"/>
+                    </a:xfrm>
+                    <a:prstGeom prst="rect">
+                      <a:avLst/>
+                    </a:prstGeom>
+                    <a:noFill/>
+                    <a:ln w="9525">
+                      <a:noFill/>
+                      <a:miter lim="800000"/>
+                      <a:headEnd/>
+                      <a:tailEnd/>
+                    </a:ln>
+                  </pic:spPr>
+                </pic:pic>
+              </a:graphicData>
+            </a:graphic>
+          </wp:inline>
+        </w:drawing>
+      </w:r>
+    </w:p>
+    <w:p>
+      <w:r>
+        <w:br/>
+        <w:t>03. Неверный диапазон вводимых значений (бетонные кирпичи)</w:t>
+      </w:r>
+    </w:p>
+    <w:p>
+      <w:r>
+        <w:rPr>
+          <w:noProof/>
+          <w:lang w:eastAsia="ru-RU"/>
+        </w:rPr>
+        <w:drawing>
+          <wp:inline distT="0" distB="0" distL="0" distR="0">
+            <wp:extent cx="5389245" cy="1073785"/>
+            <wp:effectExtent l="19050" t="0" r="1905" b="0"/>
+            <wp:docPr id="22" name="Рисунок 22"/>
+            <wp:cNvGraphicFramePr>
+              <a:graphicFrameLocks xmlns:a="http://schemas.openxmlformats.org/drawingml/2006/main" noChangeAspect="1"/>
+            </wp:cNvGraphicFramePr>
+            <a:graphic xmlns:a="http://schemas.openxmlformats.org/drawingml/2006/main">
+              <a:graphicData uri="http://schemas.openxmlformats.org/drawingml/2006/picture">
+                <pic:pic xmlns:pic="http://schemas.openxmlformats.org/drawingml/2006/picture">
+                  <pic:nvPicPr>
+                    <pic:cNvPr id="0" name="Picture 22"/>
+                    <pic:cNvPicPr>
+                      <a:picLocks noChangeAspect="1" noChangeArrowheads="1"/>
+                    </pic:cNvPicPr>
+                  </pic:nvPicPr>
+                  <pic:blipFill>
+                    <a:blip r:embed="rId8" cstate="print"/>
+                    <a:srcRect/>
+                    <a:stretch>
+                      <a:fillRect/>
+                    </a:stretch>
+                  </pic:blipFill>
+                  <pic:spPr bwMode="auto">
+                    <a:xfrm>
+                      <a:off x="0" y="0"/>
+                      <a:ext cx="5389245" cy="1073785"/>
+                    </a:xfrm>
+                    <a:prstGeom prst="rect">
+                      <a:avLst/>
+                    </a:prstGeom>
+                    <a:noFill/>
+                    <a:ln w="9525">
+                      <a:noFill/>
+                      <a:miter lim="800000"/>
+                      <a:headEnd/>
+                      <a:tailEnd/>
+                    </a:ln>
+                  </pic:spPr>
+                </pic:pic>
+              </a:graphicData>
+            </a:graphic>
+          </wp:inline>
+        </w:drawing>
+      </w:r>
+    </w:p>
+    <w:p>
+      <w:r>
+        <w:br/>
+        <w:t>04. Неверный диапазон вводимых значений (</w:t>
+      </w:r>
+      <w:proofErr w:type="spellStart"/>
+      <w:r>
+        <w:t>глинянные</w:t>
+      </w:r>
+      <w:proofErr w:type="spellEnd"/>
+      <w:r>
+        <w:t xml:space="preserve"> кирпичи)</w:t>
+      </w:r>
+    </w:p>
+    <w:p>
+      <w:r>
+        <w:rPr>
+          <w:noProof/>
+          <w:lang w:eastAsia="ru-RU"/>
+        </w:rPr>
+        <w:lastRenderedPageBreak/>
+        <w:drawing>
+          <wp:inline distT="0" distB="0" distL="0" distR="0">
+            <wp:extent cx="5479415" cy="1267460"/>
+            <wp:effectExtent l="19050" t="0" r="6985" b="0"/>
+            <wp:docPr id="25" name="Рисунок 25"/>
+            <wp:cNvGraphicFramePr>
+              <a:graphicFrameLocks xmlns:a="http://schemas.openxmlformats.org/drawingml/2006/main" noChangeAspect="1"/>
+            </wp:cNvGraphicFramePr>
+            <a:graphic xmlns:a="http://schemas.openxmlformats.org/drawingml/2006/main">
+              <a:graphicData uri="http://schemas.openxmlformats.org/drawingml/2006/picture">
+                <pic:pic xmlns:pic="http://schemas.openxmlformats.org/drawingml/2006/picture">
+                  <pic:nvPicPr>
+                    <pic:cNvPr id="0" name="Picture 25"/>
+                    <pic:cNvPicPr>
+                      <a:picLocks noChangeAspect="1" noChangeArrowheads="1"/>
+                    </pic:cNvPicPr>
+                  </pic:nvPicPr>
+                  <pic:blipFill>
+                    <a:blip r:embed="rId9" cstate="print"/>
+                    <a:srcRect/>
+                    <a:stretch>
+                      <a:fillRect/>
+                    </a:stretch>
+                  </pic:blipFill>
+                  <pic:spPr bwMode="auto">
+                    <a:xfrm>
+                      <a:off x="0" y="0"/>
+                      <a:ext cx="5479415" cy="1267460"/>
+                    </a:xfrm>
+                    <a:prstGeom prst="rect">
+                      <a:avLst/>
+                    </a:prstGeom>
+                    <a:noFill/>
+                    <a:ln w="9525">
+                      <a:noFill/>
+                      <a:miter lim="800000"/>
+                      <a:headEnd/>
+                      <a:tailEnd/>
+                    </a:ln>
+                  </pic:spPr>
+                </pic:pic>
+              </a:graphicData>
+            </a:graphic>
+          </wp:inline>
+        </w:drawing>
+      </w:r>
+    </w:p>
+    <w:p>
+      <w:r>
+        <w:br/>
+        <w:t>05. Кирпичей нет</w:t>
+      </w:r>
+    </w:p>
+    <w:p>
+      <w:r>
+        <w:rPr>
+          <w:noProof/>
+          <w:lang w:eastAsia="ru-RU"/>
+        </w:rPr>
+        <w:drawing>
+          <wp:inline distT="0" distB="0" distL="0" distR="0">
+            <wp:extent cx="5431155" cy="1517015"/>
+            <wp:effectExtent l="19050" t="0" r="0" b="0"/>
+            <wp:docPr id="28" name="Рисунок 28"/>
+            <wp:cNvGraphicFramePr>
+              <a:graphicFrameLocks xmlns:a="http://schemas.openxmlformats.org/drawingml/2006/main" noChangeAspect="1"/>
+            </wp:cNvGraphicFramePr>
+            <a:graphic xmlns:a="http://schemas.openxmlformats.org/drawingml/2006/main">
+              <a:graphicData uri="http://schemas.openxmlformats.org/drawingml/2006/picture">
+                <pic:pic xmlns:pic="http://schemas.openxmlformats.org/drawingml/2006/picture">
+                  <pic:nvPicPr>
+                    <pic:cNvPr id="0" name="Picture 28"/>
+                    <pic:cNvPicPr>
+                      <a:picLocks noChangeAspect="1" noChangeArrowheads="1"/>
+                    </pic:cNvPicPr>
+                  </pic:nvPicPr>
+                  <pic:blipFill>
+                    <a:blip r:embed="rId10" cstate="print"/>
+                    <a:srcRect/>
+                    <a:stretch>
+                      <a:fillRect/>
+                    </a:stretch>
+                  </pic:blipFill>
+                  <pic:spPr bwMode="auto">
+                    <a:xfrm>
+                      <a:off x="0" y="0"/>
+                      <a:ext cx="5431155" cy="1517015"/>
+                    </a:xfrm>
+                    <a:prstGeom prst="rect">
+                      <a:avLst/>
+                    </a:prstGeom>
+                    <a:noFill/>
+                    <a:ln w="9525">
+                      <a:noFill/>
+                      <a:miter lim="800000"/>
+                      <a:headEnd/>
+                      <a:tailEnd/>
+                    </a:ln>
+                  </pic:spPr>
+                </pic:pic>
+              </a:graphicData>
+            </a:graphic>
+          </wp:inline>
+        </w:drawing>
+      </w:r>
+    </w:p>
+    <w:p>
+      <w:r>
+        <w:br/>
+        <w:t>06. Количество кирпичей равно высоте</w:t>
+      </w:r>
+    </w:p>
+    <w:p>
+      <w:r>
+        <w:rPr>
+          <w:noProof/>
+          <w:lang w:eastAsia="ru-RU"/>
+        </w:rPr>
+        <w:drawing>
+          <wp:inline distT="0" distB="0" distL="0" distR="0">
+            <wp:extent cx="5493385" cy="2840355"/>
+            <wp:effectExtent l="19050" t="0" r="0" b="0"/>
+            <wp:docPr id="31" name="Рисунок 31"/>
+            <wp:cNvGraphicFramePr>
+              <a:graphicFrameLocks xmlns:a="http://schemas.openxmlformats.org/drawingml/2006/main" noChangeAspect="1"/>
+            </wp:cNvGraphicFramePr>
+            <a:graphic xmlns:a="http://schemas.openxmlformats.org/drawingml/2006/main">
+              <a:graphicData uri="http://schemas.openxmlformats.org/drawingml/2006/picture">
+                <pic:pic xmlns:pic="http://schemas.openxmlformats.org/drawingml/2006/picture">
+                  <pic:nvPicPr>
+                    <pic:cNvPr id="0" name="Picture 31"/>
+                    <pic:cNvPicPr>
+                      <a:picLocks noChangeAspect="1" noChangeArrowheads="1"/>
+                    </pic:cNvPicPr>
+                  </pic:nvPicPr>
+                  <pic:blipFill>
+                    <a:blip r:embed="rId11" cstate="print"/>
+                    <a:srcRect/>
+                    <a:stretch>
+                      <a:fillRect/>
+                    </a:stretch>
+                  </pic:blipFill>
+                  <pic:spPr bwMode="auto">
+                    <a:xfrm>
+                      <a:off x="0" y="0"/>
+                      <a:ext cx="5493385" cy="2840355"/>
+                    </a:xfrm>
+                    <a:prstGeom prst="rect">
+                      <a:avLst/>
+                    </a:prstGeom>
+                    <a:noFill/>
+                    <a:ln w="9525">
+                      <a:noFill/>
+                      <a:miter lim="800000"/>
+                      <a:headEnd/>
+                      <a:tailEnd/>
+                    </a:ln>
+                  </pic:spPr>
+                </pic:pic>
+              </a:graphicData>
+            </a:graphic>
+          </wp:inline>
+        </w:drawing>
+      </w:r>
+    </w:p>
+    <w:p>
+      <w:r>
+        <w:br/>
+        <w:t>07. Количество кирпичей не равно высоте</w:t>
+      </w:r>
+    </w:p>
+    <w:p>
+      <w:r>
         <w:lastRenderedPageBreak/>
         <w:drawing>
           <wp:inline distT="0" distB="0" distL="0" distR="0">
             <wp:extent cx="5340985" cy="2743200"/>
             <wp:effectExtent l="19050" t="0" r="0" b="0"/>
-            <wp:docPr id="4" name="Рисунок 4"/>
+            <wp:docPr id="5" name="Рисунок 4"/>
             <wp:cNvGraphicFramePr>
               <a:graphicFrameLocks xmlns:a="http://schemas.openxmlformats.org/drawingml/2006/main" noChangeAspect="1"/>
             </wp:cNvGraphicFramePr>
@@ -510,7 +787,7 @@
                     </pic:cNvPicPr>
                   </pic:nvPicPr>
                   <pic:blipFill>
-                    <a:blip r:embed="rId7" cstate="print"/>
+                    <a:blip r:embed="rId12" cstate="print"/>
                     <a:srcRect/>
                     <a:stretch>
                       <a:fillRect/>
@@ -539,6 +816,638 @@
         </w:drawing>
       </w:r>
     </w:p>
+    <w:p>
+      <w:r>
+        <w:br/>
+        <w:t>08. Некоторых кирпичей нет</w:t>
+      </w:r>
+    </w:p>
+    <w:p>
+      <w:pPr>
+        <w:rPr>
+          <w:lang w:val="en-US"/>
+        </w:rPr>
+      </w:pPr>
+    </w:p>
+    <w:p>
+      <w:pPr>
+        <w:rPr>
+          <w:lang w:val="en-US"/>
+        </w:rPr>
+      </w:pPr>
+      <w:r>
+        <w:rPr>
+          <w:noProof/>
+          <w:lang w:eastAsia="ru-RU"/>
+        </w:rPr>
+        <w:drawing>
+          <wp:inline distT="0" distB="0" distL="0" distR="0">
+            <wp:extent cx="5493385" cy="2784475"/>
+            <wp:effectExtent l="19050" t="0" r="0" b="0"/>
+            <wp:docPr id="34" name="Рисунок 34"/>
+            <wp:cNvGraphicFramePr>
+              <a:graphicFrameLocks xmlns:a="http://schemas.openxmlformats.org/drawingml/2006/main" noChangeAspect="1"/>
+            </wp:cNvGraphicFramePr>
+            <a:graphic xmlns:a="http://schemas.openxmlformats.org/drawingml/2006/main">
+              <a:graphicData uri="http://schemas.openxmlformats.org/drawingml/2006/picture">
+                <pic:pic xmlns:pic="http://schemas.openxmlformats.org/drawingml/2006/picture">
+                  <pic:nvPicPr>
+                    <pic:cNvPr id="0" name="Picture 34"/>
+                    <pic:cNvPicPr>
+                      <a:picLocks noChangeAspect="1" noChangeArrowheads="1"/>
+                    </pic:cNvPicPr>
+                  </pic:nvPicPr>
+                  <pic:blipFill>
+                    <a:blip r:embed="rId13" cstate="print"/>
+                    <a:srcRect/>
+                    <a:stretch>
+                      <a:fillRect/>
+                    </a:stretch>
+                  </pic:blipFill>
+                  <pic:spPr bwMode="auto">
+                    <a:xfrm>
+                      <a:off x="0" y="0"/>
+                      <a:ext cx="5493385" cy="2784475"/>
+                    </a:xfrm>
+                    <a:prstGeom prst="rect">
+                      <a:avLst/>
+                    </a:prstGeom>
+                    <a:noFill/>
+                    <a:ln w="9525">
+                      <a:noFill/>
+                      <a:miter lim="800000"/>
+                      <a:headEnd/>
+                      <a:tailEnd/>
+                    </a:ln>
+                  </pic:spPr>
+                </pic:pic>
+              </a:graphicData>
+            </a:graphic>
+          </wp:inline>
+        </w:drawing>
+      </w:r>
+    </w:p>
+    <w:p/>
+    <w:p>
+      <w:r>
+        <w:t>Задача 2.</w:t>
+      </w:r>
+    </w:p>
+    <w:p>
+      <w:r>
+        <w:t>На складе хранятся коробки с различной техникой, каждая коробка имеет четырехзначный уникальный серийный номер.</w:t>
+      </w:r>
+      <w:r>
+        <w:t xml:space="preserve"> </w:t>
+      </w:r>
+      <w:r>
+        <w:t>Разновидности техники:</w:t>
+      </w:r>
+    </w:p>
+    <w:p>
+      <w:pPr>
+        <w:numPr>
+          <w:ilvl w:val="0"/>
+          <w:numId w:val="4"/>
+        </w:numPr>
+      </w:pPr>
+      <w:r>
+        <w:t>T – телевизоры</w:t>
+      </w:r>
+    </w:p>
+    <w:p>
+      <w:pPr>
+        <w:numPr>
+          <w:ilvl w:val="0"/>
+          <w:numId w:val="4"/>
+        </w:numPr>
+      </w:pPr>
+      <w:r>
+        <w:t>V - видеомагнитофоны</w:t>
+      </w:r>
+    </w:p>
+    <w:p>
+      <w:pPr>
+        <w:numPr>
+          <w:ilvl w:val="0"/>
+          <w:numId w:val="4"/>
+        </w:numPr>
+      </w:pPr>
+      <w:r>
+        <w:t>R – радио</w:t>
+      </w:r>
+    </w:p>
+    <w:p>
+      <w:pPr>
+        <w:numPr>
+          <w:ilvl w:val="0"/>
+          <w:numId w:val="4"/>
+        </w:numPr>
+      </w:pPr>
+      <w:r>
+        <w:t>F – вентиляторы.</w:t>
+      </w:r>
+    </w:p>
+    <w:p>
+      <w:r>
+        <w:lastRenderedPageBreak/>
+        <w:t>Склад позволяет хранить до N рядов коробок высотой не более M коробок.</w:t>
+      </w:r>
+      <w:r>
+        <w:br/>
+        <w:t>Пример склада из 6-ти рядов высотой не более 4 коробок:</w:t>
+      </w:r>
+    </w:p>
+    <w:p>
+      <w:r>
+        <w:rPr>
+          <w:noProof/>
+          <w:lang w:eastAsia="ru-RU"/>
+        </w:rPr>
+        <w:drawing>
+          <wp:inline distT="0" distB="0" distL="0" distR="0">
+            <wp:extent cx="3934374" cy="2067213"/>
+            <wp:effectExtent l="0" t="0" r="9525" b="9525"/>
+            <wp:docPr id="2" name="Рисунок 1"/>
+            <wp:cNvGraphicFramePr>
+              <a:graphicFrameLocks xmlns:a="http://schemas.openxmlformats.org/drawingml/2006/main" noChangeAspect="1"/>
+            </wp:cNvGraphicFramePr>
+            <a:graphic xmlns:a="http://schemas.openxmlformats.org/drawingml/2006/main">
+              <a:graphicData uri="http://schemas.openxmlformats.org/drawingml/2006/picture">
+                <pic:pic xmlns:pic="http://schemas.openxmlformats.org/drawingml/2006/picture">
+                  <pic:nvPicPr>
+                    <pic:cNvPr id="293504314" name=""/>
+                    <pic:cNvPicPr/>
+                  </pic:nvPicPr>
+                  <pic:blipFill>
+                    <a:blip r:embed="rId14" cstate="print"/>
+                    <a:stretch>
+                      <a:fillRect/>
+                    </a:stretch>
+                  </pic:blipFill>
+                  <pic:spPr>
+                    <a:xfrm>
+                      <a:off x="0" y="0"/>
+                      <a:ext cx="3934374" cy="2067213"/>
+                    </a:xfrm>
+                    <a:prstGeom prst="rect">
+                      <a:avLst/>
+                    </a:prstGeom>
+                  </pic:spPr>
+                </pic:pic>
+              </a:graphicData>
+            </a:graphic>
+          </wp:inline>
+        </w:drawing>
+      </w:r>
+    </w:p>
+    <w:p>
+      <w:r>
+        <w:t>Поступление и расход техники подчиняется следующим правилам:</w:t>
+      </w:r>
+    </w:p>
+    <w:p>
+      <w:pPr>
+        <w:numPr>
+          <w:ilvl w:val="0"/>
+          <w:numId w:val="5"/>
+        </w:numPr>
+      </w:pPr>
+      <w:r>
+        <w:t>операции выполняются только над одной коробкой;</w:t>
+      </w:r>
+    </w:p>
+    <w:p>
+      <w:pPr>
+        <w:numPr>
+          <w:ilvl w:val="0"/>
+          <w:numId w:val="5"/>
+        </w:numPr>
+      </w:pPr>
+      <w:r>
+        <w:t>взять можно только верхнюю коробку из ряда;</w:t>
+      </w:r>
+    </w:p>
+    <w:p>
+      <w:pPr>
+        <w:numPr>
+          <w:ilvl w:val="0"/>
+          <w:numId w:val="5"/>
+        </w:numPr>
+      </w:pPr>
+      <w:r>
+        <w:t>поставить коробку можно на любой незанятый ряд, либо на верхнюю коробку непустого ряда (дополнительные ограничения смотрите в индивидуальных заданиях).</w:t>
+      </w:r>
+    </w:p>
+    <w:p>
+      <w:r>
+        <w:rPr>
+          <w:b/>
+          <w:bCs/>
+        </w:rPr>
+        <w:t>Запрещается создавать коробки, не принадлежащие складу и хранить их вне склада. Массивы коробок и массивы указателей на коробки не создавать</w:t>
+      </w:r>
+      <w:proofErr w:type="gramStart"/>
+      <w:r>
+        <w:rPr>
+          <w:b/>
+          <w:bCs/>
+        </w:rPr>
+        <w:t>.</w:t>
+      </w:r>
+      <w:proofErr w:type="gramEnd"/>
+      <w:r>
+        <w:rPr>
+          <w:b/>
+          <w:bCs/>
+        </w:rPr>
+        <w:t xml:space="preserve"> </w:t>
+      </w:r>
+      <w:proofErr w:type="gramStart"/>
+      <w:r>
+        <w:rPr>
+          <w:b/>
+          <w:bCs/>
+        </w:rPr>
+        <w:t>п</w:t>
+      </w:r>
+      <w:proofErr w:type="gramEnd"/>
+      <w:r>
+        <w:rPr>
+          <w:b/>
+          <w:bCs/>
+        </w:rPr>
+        <w:t>амять под коробки должна выделяться динамически.</w:t>
+      </w:r>
+      <w:r>
+        <w:br/>
+      </w:r>
+      <w:r>
+        <w:rPr>
+          <w:u w:val="single"/>
+        </w:rPr>
+        <w:t xml:space="preserve">Режим заполнения склада - </w:t>
+      </w:r>
+      <w:proofErr w:type="spellStart"/>
+      <w:r>
+        <w:rPr>
+          <w:u w:val="single"/>
+        </w:rPr>
+        <w:t>startFillingWarehouse</w:t>
+      </w:r>
+      <w:proofErr w:type="spellEnd"/>
+      <w:r>
+        <w:rPr>
+          <w:u w:val="single"/>
+        </w:rPr>
+        <w:t>(1);</w:t>
+      </w:r>
+      <w:r>
+        <w:br/>
+        <w:t>Создать первоначальное состояние склада на основе исходных данных. Исходные данные соответствуют складу, в котором коробки хранятся в образцовом порядке – каждый вид техники складируется в отдельном ряду (ставить в один ряд коробки с разной техникой запрещается).</w:t>
+      </w:r>
+      <w:r>
+        <w:br/>
+      </w:r>
+      <w:r>
+        <w:rPr>
+          <w:u w:val="single"/>
+        </w:rPr>
+        <w:t xml:space="preserve">После заполнения склада напечатать его «изображение» - </w:t>
+      </w:r>
+      <w:proofErr w:type="spellStart"/>
+      <w:r>
+        <w:rPr>
+          <w:u w:val="single"/>
+        </w:rPr>
+        <w:t>showWarehouse</w:t>
+      </w:r>
+      <w:proofErr w:type="spellEnd"/>
+      <w:r>
+        <w:rPr>
+          <w:u w:val="single"/>
+        </w:rPr>
+        <w:t>();</w:t>
+      </w:r>
+      <w:r>
+        <w:rPr>
+          <w:u w:val="single"/>
+        </w:rPr>
+        <w:br/>
+        <w:t xml:space="preserve">Режим переноса коробок - </w:t>
+      </w:r>
+      <w:proofErr w:type="spellStart"/>
+      <w:r>
+        <w:rPr>
+          <w:u w:val="single"/>
+        </w:rPr>
+        <w:t>startBoxTransferring</w:t>
+      </w:r>
+      <w:proofErr w:type="spellEnd"/>
+      <w:r>
+        <w:rPr>
+          <w:u w:val="single"/>
+        </w:rPr>
+        <w:t xml:space="preserve"> (1, 0, 1, 0, </w:t>
+      </w:r>
+      <w:proofErr w:type="spellStart"/>
+      <w:r>
+        <w:rPr>
+          <w:u w:val="single"/>
+        </w:rPr>
+        <w:t>aTV</w:t>
+      </w:r>
+      <w:proofErr w:type="spellEnd"/>
+      <w:r>
+        <w:rPr>
+          <w:u w:val="single"/>
+        </w:rPr>
+        <w:t xml:space="preserve"> | </w:t>
+      </w:r>
+      <w:proofErr w:type="spellStart"/>
+      <w:r>
+        <w:rPr>
+          <w:u w:val="single"/>
+        </w:rPr>
+        <w:t>aVCR</w:t>
+      </w:r>
+      <w:proofErr w:type="spellEnd"/>
+      <w:r>
+        <w:rPr>
+          <w:u w:val="single"/>
+        </w:rPr>
+        <w:t xml:space="preserve"> | </w:t>
+      </w:r>
+      <w:proofErr w:type="spellStart"/>
+      <w:r>
+        <w:rPr>
+          <w:u w:val="single"/>
+        </w:rPr>
+        <w:t>aRadio</w:t>
+      </w:r>
+      <w:proofErr w:type="spellEnd"/>
+      <w:r>
+        <w:rPr>
+          <w:u w:val="single"/>
+        </w:rPr>
+        <w:t xml:space="preserve"> | </w:t>
+      </w:r>
+      <w:proofErr w:type="spellStart"/>
+      <w:r>
+        <w:rPr>
+          <w:u w:val="single"/>
+        </w:rPr>
+        <w:t>aFan</w:t>
+      </w:r>
+      <w:proofErr w:type="spellEnd"/>
+      <w:r>
+        <w:rPr>
+          <w:u w:val="single"/>
+        </w:rPr>
+        <w:t xml:space="preserve">, </w:t>
+      </w:r>
+      <w:proofErr w:type="spellStart"/>
+      <w:r>
+        <w:rPr>
+          <w:u w:val="single"/>
+        </w:rPr>
+        <w:t>aTV</w:t>
+      </w:r>
+      <w:proofErr w:type="spellEnd"/>
+      <w:r>
+        <w:rPr>
+          <w:u w:val="single"/>
+        </w:rPr>
+        <w:t xml:space="preserve"> | </w:t>
+      </w:r>
+      <w:proofErr w:type="spellStart"/>
+      <w:r>
+        <w:rPr>
+          <w:u w:val="single"/>
+        </w:rPr>
+        <w:t>aVCR</w:t>
+      </w:r>
+      <w:proofErr w:type="spellEnd"/>
+      <w:r>
+        <w:rPr>
+          <w:u w:val="single"/>
+        </w:rPr>
+        <w:t xml:space="preserve"> | </w:t>
+      </w:r>
+      <w:proofErr w:type="spellStart"/>
+      <w:r>
+        <w:rPr>
+          <w:u w:val="single"/>
+        </w:rPr>
+        <w:t>aRadio</w:t>
+      </w:r>
+      <w:proofErr w:type="spellEnd"/>
+      <w:r>
+        <w:rPr>
+          <w:u w:val="single"/>
+        </w:rPr>
+        <w:t xml:space="preserve"> | </w:t>
+      </w:r>
+      <w:proofErr w:type="spellStart"/>
+      <w:r>
+        <w:rPr>
+          <w:u w:val="single"/>
+        </w:rPr>
+        <w:t>aFan</w:t>
+      </w:r>
+      <w:proofErr w:type="spellEnd"/>
+      <w:r>
+        <w:rPr>
+          <w:u w:val="single"/>
+        </w:rPr>
+        <w:t>);</w:t>
+      </w:r>
+      <w:r>
+        <w:br/>
+        <w:t>Извлечь коробку с заданным номером и уничтожить ее. Остальные коробки должны остаться или вернуться на свои места. Коробки, не должны храниться вне склада, их можно только переставлять по одной внутри склада.</w:t>
+      </w:r>
+      <w:r>
+        <w:br/>
+        <w:t>Если невозможно извлечь коробку, напечатать сообщение «</w:t>
+      </w:r>
+      <w:proofErr w:type="spellStart"/>
+      <w:r>
+        <w:t>no</w:t>
+      </w:r>
+      <w:proofErr w:type="spellEnd"/>
+      <w:r>
+        <w:t xml:space="preserve"> </w:t>
+      </w:r>
+      <w:proofErr w:type="spellStart"/>
+      <w:r>
+        <w:t>solution</w:t>
+      </w:r>
+      <w:proofErr w:type="spellEnd"/>
+      <w:r>
+        <w:t xml:space="preserve">»; иначе напечатать изображение склада - </w:t>
+      </w:r>
+      <w:proofErr w:type="spellStart"/>
+      <w:r>
+        <w:t>showWarehouse</w:t>
+      </w:r>
+      <w:proofErr w:type="spellEnd"/>
+      <w:r>
+        <w:t>();</w:t>
+      </w:r>
+      <w:r>
+        <w:br/>
+      </w:r>
+      <w:r>
+        <w:br/>
+      </w:r>
+      <w:r>
+        <w:rPr>
+          <w:u w:val="single"/>
+        </w:rPr>
+        <w:t xml:space="preserve">Режим очистки склада - </w:t>
+      </w:r>
+      <w:proofErr w:type="spellStart"/>
+      <w:r>
+        <w:rPr>
+          <w:u w:val="single"/>
+        </w:rPr>
+        <w:t>startEmptyingWarehouse</w:t>
+      </w:r>
+      <w:proofErr w:type="spellEnd"/>
+      <w:r>
+        <w:rPr>
+          <w:u w:val="single"/>
+        </w:rPr>
+        <w:t>();</w:t>
+      </w:r>
+      <w:r>
+        <w:br/>
+        <w:t>Изъять из склада все коробки и уничтожить их.</w:t>
+      </w:r>
+      <w:r>
+        <w:br/>
+      </w:r>
+      <w:r>
+        <w:rPr>
+          <w:u w:val="single"/>
+        </w:rPr>
+        <w:t xml:space="preserve">После очистки склада напечатать его «изображение» - </w:t>
+      </w:r>
+      <w:proofErr w:type="spellStart"/>
+      <w:r>
+        <w:rPr>
+          <w:u w:val="single"/>
+        </w:rPr>
+        <w:t>showWarehouse</w:t>
+      </w:r>
+      <w:proofErr w:type="spellEnd"/>
+      <w:r>
+        <w:rPr>
+          <w:u w:val="single"/>
+        </w:rPr>
+        <w:t>();</w:t>
+      </w:r>
+      <w:r>
+        <w:br/>
+      </w:r>
+      <w:r>
+        <w:br/>
+      </w:r>
+      <w:r>
+        <w:rPr>
+          <w:b/>
+          <w:bCs/>
+        </w:rPr>
+        <w:t>Формат входных данных:</w:t>
+      </w:r>
+      <w:r>
+        <w:br/>
+      </w:r>
+      <w:r>
+        <w:lastRenderedPageBreak/>
+        <w:t>[NN]</w:t>
+      </w:r>
+      <w:r>
+        <w:br/>
+        <w:t>[N] [M]</w:t>
+      </w:r>
+      <w:r>
+        <w:br/>
+        <w:t>[крайний левый вертикальный ряд</w:t>
+      </w:r>
+      <w:proofErr w:type="gramStart"/>
+      <w:r>
+        <w:t>]</w:t>
+      </w:r>
+      <w:r>
+        <w:br/>
+        <w:t>......</w:t>
+      </w:r>
+      <w:r>
+        <w:br/>
+        <w:t>[</w:t>
+      </w:r>
+      <w:proofErr w:type="gramEnd"/>
+      <w:r>
+        <w:t>промежуточный вертикальный ряд]</w:t>
+      </w:r>
+      <w:r>
+        <w:br/>
+        <w:t>......</w:t>
+      </w:r>
+      <w:r>
+        <w:br/>
+        <w:t>[крайний правый вертикальный ряд]</w:t>
+      </w:r>
+      <w:r>
+        <w:br/>
+      </w:r>
+      <w:r>
+        <w:br/>
+        <w:t>NN – номер коробки, которую нужно забрать со склада, целое число [1, 9999]</w:t>
+      </w:r>
+      <w:r>
+        <w:br/>
+        <w:t>N – кол-во рядов, целое число [1, 10]</w:t>
+      </w:r>
+      <w:r>
+        <w:br/>
+        <w:t>M – кол-во коробок в ряду, целое число [1, 10]</w:t>
+      </w:r>
+    </w:p>
+    <w:p>
+      <w:r>
+        <w:t> </w:t>
+      </w:r>
+    </w:p>
+    <w:p>
+      <w:r>
+        <w:t>Тестовые ситуации:</w:t>
+      </w:r>
+    </w:p>
+    <w:p>
+      <w:r>
+        <w:t>01. Неверный диапазон вводимых значений (размер склада)</w:t>
+      </w:r>
+      <w:r>
+        <w:br/>
+        <w:t>02. Пустой склад</w:t>
+      </w:r>
+      <w:r>
+        <w:br/>
+        <w:t>03. Склад полностью заполнен (нельзя извлечь коробку)</w:t>
+      </w:r>
+      <w:r>
+        <w:br/>
+        <w:t>04. Склад частично заполнен (можно извлечь коробку)</w:t>
+      </w:r>
+      <w:r>
+        <w:br/>
+        <w:t>05. Склад частично заполнен (нельзя извлечь коробку)</w:t>
+      </w:r>
+    </w:p>
+    <w:p/>
+    <w:p/>
     <w:sectPr>
       <w:pgSz w:w="11906" w:h="16838"/>
       <w:pgMar w:top="1134" w:right="850" w:bottom="1134" w:left="1701" w:header="708" w:footer="708" w:gutter="0"/>
@@ -552,6 +1461,155 @@
 <file path=word/numbering.xml><?xml version="1.0" encoding="utf-8"?>
 <w:numbering xmlns:ve="http://schemas.openxmlformats.org/markup-compatibility/2006" xmlns:o="urn:schemas-microsoft-com:office:office" xmlns:r="http://schemas.openxmlformats.org/officeDocument/2006/relationships" xmlns:m="http://schemas.openxmlformats.org/officeDocument/2006/math" xmlns:v="urn:schemas-microsoft-com:vml" xmlns:wp="http://schemas.openxmlformats.org/drawingml/2006/wordprocessingDrawing" xmlns:w10="urn:schemas-microsoft-com:office:word" xmlns:w="http://schemas.openxmlformats.org/wordprocessingml/2006/main" xmlns:wne="http://schemas.microsoft.com/office/word/2006/wordml">
   <w:abstractNum w:abstractNumId="0">
+    <w:nsid w:val="3B5B4F6F"/>
+    <w:multiLevelType w:val="multilevel"/>
+    <w:tmpl w:val="47785190"/>
+    <w:lvl w:ilvl="0">
+      <w:start w:val="1"/>
+      <w:numFmt w:val="bullet"/>
+      <w:lvlText w:val=""/>
+      <w:lvlJc w:val="left"/>
+      <w:pPr>
+        <w:tabs>
+          <w:tab w:val="num" w:pos="720"/>
+        </w:tabs>
+        <w:ind w:left="720" w:hanging="360"/>
+      </w:pPr>
+      <w:rPr>
+        <w:rFonts w:ascii="Symbol" w:hAnsi="Symbol" w:hint="default"/>
+        <w:sz w:val="20"/>
+      </w:rPr>
+    </w:lvl>
+    <w:lvl w:ilvl="1" w:tentative="1">
+      <w:start w:val="1"/>
+      <w:numFmt w:val="bullet"/>
+      <w:lvlText w:val=""/>
+      <w:lvlJc w:val="left"/>
+      <w:pPr>
+        <w:tabs>
+          <w:tab w:val="num" w:pos="1440"/>
+        </w:tabs>
+        <w:ind w:left="1440" w:hanging="360"/>
+      </w:pPr>
+      <w:rPr>
+        <w:rFonts w:ascii="Symbol" w:hAnsi="Symbol" w:hint="default"/>
+        <w:sz w:val="20"/>
+      </w:rPr>
+    </w:lvl>
+    <w:lvl w:ilvl="2" w:tentative="1">
+      <w:start w:val="1"/>
+      <w:numFmt w:val="bullet"/>
+      <w:lvlText w:val=""/>
+      <w:lvlJc w:val="left"/>
+      <w:pPr>
+        <w:tabs>
+          <w:tab w:val="num" w:pos="2160"/>
+        </w:tabs>
+        <w:ind w:left="2160" w:hanging="360"/>
+      </w:pPr>
+      <w:rPr>
+        <w:rFonts w:ascii="Symbol" w:hAnsi="Symbol" w:hint="default"/>
+        <w:sz w:val="20"/>
+      </w:rPr>
+    </w:lvl>
+    <w:lvl w:ilvl="3" w:tentative="1">
+      <w:start w:val="1"/>
+      <w:numFmt w:val="bullet"/>
+      <w:lvlText w:val=""/>
+      <w:lvlJc w:val="left"/>
+      <w:pPr>
+        <w:tabs>
+          <w:tab w:val="num" w:pos="2880"/>
+        </w:tabs>
+        <w:ind w:left="2880" w:hanging="360"/>
+      </w:pPr>
+      <w:rPr>
+        <w:rFonts w:ascii="Symbol" w:hAnsi="Symbol" w:hint="default"/>
+        <w:sz w:val="20"/>
+      </w:rPr>
+    </w:lvl>
+    <w:lvl w:ilvl="4" w:tentative="1">
+      <w:start w:val="1"/>
+      <w:numFmt w:val="bullet"/>
+      <w:lvlText w:val=""/>
+      <w:lvlJc w:val="left"/>
+      <w:pPr>
+        <w:tabs>
+          <w:tab w:val="num" w:pos="3600"/>
+        </w:tabs>
+        <w:ind w:left="3600" w:hanging="360"/>
+      </w:pPr>
+      <w:rPr>
+        <w:rFonts w:ascii="Symbol" w:hAnsi="Symbol" w:hint="default"/>
+        <w:sz w:val="20"/>
+      </w:rPr>
+    </w:lvl>
+    <w:lvl w:ilvl="5" w:tentative="1">
+      <w:start w:val="1"/>
+      <w:numFmt w:val="bullet"/>
+      <w:lvlText w:val=""/>
+      <w:lvlJc w:val="left"/>
+      <w:pPr>
+        <w:tabs>
+          <w:tab w:val="num" w:pos="4320"/>
+        </w:tabs>
+        <w:ind w:left="4320" w:hanging="360"/>
+      </w:pPr>
+      <w:rPr>
+        <w:rFonts w:ascii="Symbol" w:hAnsi="Symbol" w:hint="default"/>
+        <w:sz w:val="20"/>
+      </w:rPr>
+    </w:lvl>
+    <w:lvl w:ilvl="6" w:tentative="1">
+      <w:start w:val="1"/>
+      <w:numFmt w:val="bullet"/>
+      <w:lvlText w:val=""/>
+      <w:lvlJc w:val="left"/>
+      <w:pPr>
+        <w:tabs>
+          <w:tab w:val="num" w:pos="5040"/>
+        </w:tabs>
+        <w:ind w:left="5040" w:hanging="360"/>
+      </w:pPr>
+      <w:rPr>
+        <w:rFonts w:ascii="Symbol" w:hAnsi="Symbol" w:hint="default"/>
+        <w:sz w:val="20"/>
+      </w:rPr>
+    </w:lvl>
+    <w:lvl w:ilvl="7" w:tentative="1">
+      <w:start w:val="1"/>
+      <w:numFmt w:val="bullet"/>
+      <w:lvlText w:val=""/>
+      <w:lvlJc w:val="left"/>
+      <w:pPr>
+        <w:tabs>
+          <w:tab w:val="num" w:pos="5760"/>
+        </w:tabs>
+        <w:ind w:left="5760" w:hanging="360"/>
+      </w:pPr>
+      <w:rPr>
+        <w:rFonts w:ascii="Symbol" w:hAnsi="Symbol" w:hint="default"/>
+        <w:sz w:val="20"/>
+      </w:rPr>
+    </w:lvl>
+    <w:lvl w:ilvl="8" w:tentative="1">
+      <w:start w:val="1"/>
+      <w:numFmt w:val="bullet"/>
+      <w:lvlText w:val=""/>
+      <w:lvlJc w:val="left"/>
+      <w:pPr>
+        <w:tabs>
+          <w:tab w:val="num" w:pos="6480"/>
+        </w:tabs>
+        <w:ind w:left="6480" w:hanging="360"/>
+      </w:pPr>
+      <w:rPr>
+        <w:rFonts w:ascii="Symbol" w:hAnsi="Symbol" w:hint="default"/>
+        <w:sz w:val="20"/>
+      </w:rPr>
+    </w:lvl>
+  </w:abstractNum>
+  <w:abstractNum w:abstractNumId="1">
     <w:nsid w:val="444E2EE3"/>
     <w:multiLevelType w:val="multilevel"/>
     <w:tmpl w:val="E2A20AB6"/>
@@ -700,7 +1758,156 @@
       </w:rPr>
     </w:lvl>
   </w:abstractNum>
-  <w:abstractNum w:abstractNumId="1">
+  <w:abstractNum w:abstractNumId="2">
+    <w:nsid w:val="4E8C28E7"/>
+    <w:multiLevelType w:val="multilevel"/>
+    <w:tmpl w:val="BE2882EC"/>
+    <w:lvl w:ilvl="0">
+      <w:start w:val="1"/>
+      <w:numFmt w:val="bullet"/>
+      <w:lvlText w:val=""/>
+      <w:lvlJc w:val="left"/>
+      <w:pPr>
+        <w:tabs>
+          <w:tab w:val="num" w:pos="720"/>
+        </w:tabs>
+        <w:ind w:left="720" w:hanging="360"/>
+      </w:pPr>
+      <w:rPr>
+        <w:rFonts w:ascii="Symbol" w:hAnsi="Symbol" w:hint="default"/>
+        <w:sz w:val="20"/>
+      </w:rPr>
+    </w:lvl>
+    <w:lvl w:ilvl="1" w:tentative="1">
+      <w:start w:val="1"/>
+      <w:numFmt w:val="bullet"/>
+      <w:lvlText w:val=""/>
+      <w:lvlJc w:val="left"/>
+      <w:pPr>
+        <w:tabs>
+          <w:tab w:val="num" w:pos="1440"/>
+        </w:tabs>
+        <w:ind w:left="1440" w:hanging="360"/>
+      </w:pPr>
+      <w:rPr>
+        <w:rFonts w:ascii="Symbol" w:hAnsi="Symbol" w:hint="default"/>
+        <w:sz w:val="20"/>
+      </w:rPr>
+    </w:lvl>
+    <w:lvl w:ilvl="2" w:tentative="1">
+      <w:start w:val="1"/>
+      <w:numFmt w:val="bullet"/>
+      <w:lvlText w:val=""/>
+      <w:lvlJc w:val="left"/>
+      <w:pPr>
+        <w:tabs>
+          <w:tab w:val="num" w:pos="2160"/>
+        </w:tabs>
+        <w:ind w:left="2160" w:hanging="360"/>
+      </w:pPr>
+      <w:rPr>
+        <w:rFonts w:ascii="Symbol" w:hAnsi="Symbol" w:hint="default"/>
+        <w:sz w:val="20"/>
+      </w:rPr>
+    </w:lvl>
+    <w:lvl w:ilvl="3" w:tentative="1">
+      <w:start w:val="1"/>
+      <w:numFmt w:val="bullet"/>
+      <w:lvlText w:val=""/>
+      <w:lvlJc w:val="left"/>
+      <w:pPr>
+        <w:tabs>
+          <w:tab w:val="num" w:pos="2880"/>
+        </w:tabs>
+        <w:ind w:left="2880" w:hanging="360"/>
+      </w:pPr>
+      <w:rPr>
+        <w:rFonts w:ascii="Symbol" w:hAnsi="Symbol" w:hint="default"/>
+        <w:sz w:val="20"/>
+      </w:rPr>
+    </w:lvl>
+    <w:lvl w:ilvl="4" w:tentative="1">
+      <w:start w:val="1"/>
+      <w:numFmt w:val="bullet"/>
+      <w:lvlText w:val=""/>
+      <w:lvlJc w:val="left"/>
+      <w:pPr>
+        <w:tabs>
+          <w:tab w:val="num" w:pos="3600"/>
+        </w:tabs>
+        <w:ind w:left="3600" w:hanging="360"/>
+      </w:pPr>
+      <w:rPr>
+        <w:rFonts w:ascii="Symbol" w:hAnsi="Symbol" w:hint="default"/>
+        <w:sz w:val="20"/>
+      </w:rPr>
+    </w:lvl>
+    <w:lvl w:ilvl="5" w:tentative="1">
+      <w:start w:val="1"/>
+      <w:numFmt w:val="bullet"/>
+      <w:lvlText w:val=""/>
+      <w:lvlJc w:val="left"/>
+      <w:pPr>
+        <w:tabs>
+          <w:tab w:val="num" w:pos="4320"/>
+        </w:tabs>
+        <w:ind w:left="4320" w:hanging="360"/>
+      </w:pPr>
+      <w:rPr>
+        <w:rFonts w:ascii="Symbol" w:hAnsi="Symbol" w:hint="default"/>
+        <w:sz w:val="20"/>
+      </w:rPr>
+    </w:lvl>
+    <w:lvl w:ilvl="6" w:tentative="1">
+      <w:start w:val="1"/>
+      <w:numFmt w:val="bullet"/>
+      <w:lvlText w:val=""/>
+      <w:lvlJc w:val="left"/>
+      <w:pPr>
+        <w:tabs>
+          <w:tab w:val="num" w:pos="5040"/>
+        </w:tabs>
+        <w:ind w:left="5040" w:hanging="360"/>
+      </w:pPr>
+      <w:rPr>
+        <w:rFonts w:ascii="Symbol" w:hAnsi="Symbol" w:hint="default"/>
+        <w:sz w:val="20"/>
+      </w:rPr>
+    </w:lvl>
+    <w:lvl w:ilvl="7" w:tentative="1">
+      <w:start w:val="1"/>
+      <w:numFmt w:val="bullet"/>
+      <w:lvlText w:val=""/>
+      <w:lvlJc w:val="left"/>
+      <w:pPr>
+        <w:tabs>
+          <w:tab w:val="num" w:pos="5760"/>
+        </w:tabs>
+        <w:ind w:left="5760" w:hanging="360"/>
+      </w:pPr>
+      <w:rPr>
+        <w:rFonts w:ascii="Symbol" w:hAnsi="Symbol" w:hint="default"/>
+        <w:sz w:val="20"/>
+      </w:rPr>
+    </w:lvl>
+    <w:lvl w:ilvl="8" w:tentative="1">
+      <w:start w:val="1"/>
+      <w:numFmt w:val="bullet"/>
+      <w:lvlText w:val=""/>
+      <w:lvlJc w:val="left"/>
+      <w:pPr>
+        <w:tabs>
+          <w:tab w:val="num" w:pos="6480"/>
+        </w:tabs>
+        <w:ind w:left="6480" w:hanging="360"/>
+      </w:pPr>
+      <w:rPr>
+        <w:rFonts w:ascii="Symbol" w:hAnsi="Symbol" w:hint="default"/>
+        <w:sz w:val="20"/>
+      </w:rPr>
+    </w:lvl>
+  </w:abstractNum>
+  <w:abstractNum w:abstractNumId="3">
     <w:nsid w:val="56827A9B"/>
     <w:multiLevelType w:val="multilevel"/>
     <w:tmpl w:val="D842FF9A"/>
@@ -849,7 +2056,7 @@
       </w:rPr>
     </w:lvl>
   </w:abstractNum>
-  <w:abstractNum w:abstractNumId="2">
+  <w:abstractNum w:abstractNumId="4">
     <w:nsid w:val="5B5350B9"/>
     <w:multiLevelType w:val="multilevel"/>
     <w:tmpl w:val="432ED29C"/>
@@ -999,13 +2206,19 @@
     </w:lvl>
   </w:abstractNum>
   <w:num w:numId="1">
-    <w:abstractNumId w:val="0"/>
+    <w:abstractNumId w:val="1"/>
   </w:num>
   <w:num w:numId="2">
+    <w:abstractNumId w:val="4"/>
+  </w:num>
+  <w:num w:numId="3">
+    <w:abstractNumId w:val="3"/>
+  </w:num>
+  <w:num w:numId="4">
     <w:abstractNumId w:val="2"/>
   </w:num>
-  <w:num w:numId="3">
-    <w:abstractNumId w:val="1"/>
+  <w:num w:numId="5">
+    <w:abstractNumId w:val="0"/>
   </w:num>
 </w:numbering>
 </file>
@@ -1182,7 +2395,6 @@
   <w:style w:type="character" w:default="1" w:styleId="a0">
     <w:name w:val="Default Paragraph Font"/>
     <w:uiPriority w:val="1"/>
-    <w:semiHidden/>
     <w:unhideWhenUsed/>
   </w:style>
   <w:style w:type="table" w:default="1" w:styleId="a1">
@@ -1237,6 +2449,17 @@
       <w:sz w:val="16"/>
       <w:szCs w:val="16"/>
     </w:rPr>
+  </w:style>
+  <w:style w:type="paragraph" w:styleId="a5">
+    <w:name w:val="List Paragraph"/>
+    <w:basedOn w:val="a"/>
+    <w:uiPriority w:val="34"/>
+    <w:qFormat/>
+    <w:rsid w:val="0059158C"/>
+    <w:pPr>
+      <w:ind w:left="720"/>
+      <w:contextualSpacing/>
+    </w:pPr>
   </w:style>
 </w:styles>
 </file>
